--- a/zht/docx/224.content.docx
+++ b/zht/docx/224.content.docx
@@ -379,18 +379,12 @@
           <w:lang w:val="zh_TW" w:bidi="zh_TW"/>
         </w:rPr>
       </w:r>
-      <w:hyperlink r:id="rId13">
-        <w:r>
-          <w:rPr>
-            <w:lang w:val="zh_TW" w:bidi="zh_TW"/>
-          </w:rPr>
-          <w:rPr>
-            <w:color w:val="0000EE"/>
-            <w:u w:val="single"/>
-          </w:rPr>
-          <w:t>撒母耳記上6:1–2</w:t>
-        </w:r>
-      </w:hyperlink>
+      <w:r>
+        <w:rPr>
+          <w:lang w:val="zh_TW" w:bidi="zh_TW"/>
+        </w:rPr>
+        <w:t>撒母耳記上6:1–2</w:t>
+      </w:r>
     </w:p>
     <w:p>
       <w:pPr>
@@ -403,18 +397,12 @@
           <w:lang w:val="zh_TW" w:bidi="zh_TW"/>
         </w:rPr>
       </w:r>
-      <w:hyperlink r:id="rId14">
-        <w:r>
-          <w:rPr>
-            <w:lang w:val="zh_TW" w:bidi="zh_TW"/>
-          </w:rPr>
-          <w:rPr>
-            <w:color w:val="0000EE"/>
-            <w:u w:val="single"/>
-          </w:rPr>
-          <w:t>使徒行傳16:16</w:t>
-        </w:r>
-      </w:hyperlink>
+      <w:r>
+        <w:rPr>
+          <w:lang w:val="zh_TW" w:bidi="zh_TW"/>
+        </w:rPr>
+        <w:t>使徒行傳16:16</w:t>
+      </w:r>
     </w:p>
     <w:p>
       <w:pPr>
@@ -427,18 +415,12 @@
           <w:lang w:val="zh_TW" w:bidi="zh_TW"/>
         </w:rPr>
       </w:r>
-      <w:hyperlink r:id="rId15">
-        <w:r>
-          <w:rPr>
-            <w:lang w:val="zh_TW" w:bidi="zh_TW"/>
-          </w:rPr>
-          <w:rPr>
-            <w:color w:val="0000EE"/>
-            <w:u w:val="single"/>
-          </w:rPr>
-          <w:t>以西結書12:24–25</w:t>
-        </w:r>
-      </w:hyperlink>
+      <w:r>
+        <w:rPr>
+          <w:lang w:val="zh_TW" w:bidi="zh_TW"/>
+        </w:rPr>
+        <w:t>以西結書12:24–25</w:t>
+      </w:r>
     </w:p>
     <w:p>
       <w:pPr>
@@ -451,18 +433,12 @@
           <w:lang w:val="zh_TW" w:bidi="zh_TW"/>
         </w:rPr>
       </w:r>
-      <w:hyperlink r:id="rId16">
-        <w:r>
-          <w:rPr>
-            <w:lang w:val="zh_TW" w:bidi="zh_TW"/>
-          </w:rPr>
-          <w:rPr>
-            <w:color w:val="0000EE"/>
-            <w:u w:val="single"/>
-          </w:rPr>
-          <w:t>創世記44:5</w:t>
-        </w:r>
-      </w:hyperlink>
+      <w:r>
+        <w:rPr>
+          <w:lang w:val="zh_TW" w:bidi="zh_TW"/>
+        </w:rPr>
+        <w:t>創世記44:5</w:t>
+      </w:r>
     </w:p>
     <w:p>
       <w:pPr>
@@ -475,18 +451,12 @@
           <w:lang w:val="zh_TW" w:bidi="zh_TW"/>
         </w:rPr>
       </w:r>
-      <w:hyperlink r:id="rId17">
-        <w:r>
-          <w:rPr>
-            <w:lang w:val="zh_TW" w:bidi="zh_TW"/>
-          </w:rPr>
-          <w:rPr>
-            <w:color w:val="0000EE"/>
-            <w:u w:val="single"/>
-          </w:rPr>
-          <w:t>耶利米書27:9–11</w:t>
-        </w:r>
-      </w:hyperlink>
+      <w:r>
+        <w:rPr>
+          <w:lang w:val="zh_TW" w:bidi="zh_TW"/>
+        </w:rPr>
+        <w:t>耶利米書27:9–11</w:t>
+      </w:r>
     </w:p>
     <w:p>
       <w:pPr>
@@ -716,18 +686,12 @@
           <w:lang w:val="zh_TW" w:bidi="zh_TW"/>
         </w:rPr>
       </w:r>
-      <w:hyperlink r:id="rId18">
-        <w:r>
-          <w:rPr>
-            <w:lang w:val="zh_TW" w:bidi="zh_TW"/>
-          </w:rPr>
-          <w:rPr>
-            <w:color w:val="0000EE"/>
-            <w:u w:val="single"/>
-          </w:rPr>
-          <w:t>列王紀上9:22</w:t>
-        </w:r>
-      </w:hyperlink>
+      <w:r>
+        <w:rPr>
+          <w:lang w:val="zh_TW" w:bidi="zh_TW"/>
+        </w:rPr>
+        <w:t>列王紀上9:22</w:t>
+      </w:r>
     </w:p>
     <w:p>
       <w:pPr>
@@ -740,18 +704,12 @@
           <w:lang w:val="zh_TW" w:bidi="zh_TW"/>
         </w:rPr>
       </w:r>
-      <w:hyperlink r:id="rId19">
-        <w:r>
-          <w:rPr>
-            <w:lang w:val="zh_TW" w:bidi="zh_TW"/>
-          </w:rPr>
-          <w:rPr>
-            <w:color w:val="0000EE"/>
-            <w:u w:val="single"/>
-          </w:rPr>
-          <w:t>歷代志下18:28–30</w:t>
-        </w:r>
-      </w:hyperlink>
+      <w:r>
+        <w:rPr>
+          <w:lang w:val="zh_TW" w:bidi="zh_TW"/>
+        </w:rPr>
+        <w:t>歷代志下18:28–30</w:t>
+      </w:r>
     </w:p>
     <w:p>
       <w:pPr>
@@ -764,18 +722,12 @@
           <w:lang w:val="zh_TW" w:bidi="zh_TW"/>
         </w:rPr>
       </w:r>
-      <w:hyperlink r:id="rId20">
-        <w:r>
-          <w:rPr>
-            <w:lang w:val="zh_TW" w:bidi="zh_TW"/>
-          </w:rPr>
-          <w:rPr>
-            <w:color w:val="0000EE"/>
-            <w:u w:val="single"/>
-          </w:rPr>
-          <w:t>使徒行傳8:29</w:t>
-        </w:r>
-      </w:hyperlink>
+      <w:r>
+        <w:rPr>
+          <w:lang w:val="zh_TW" w:bidi="zh_TW"/>
+        </w:rPr>
+        <w:t>使徒行傳8:29</w:t>
+      </w:r>
     </w:p>
     <w:p>
       <w:pPr>
@@ -788,18 +740,12 @@
           <w:lang w:val="zh_TW" w:bidi="zh_TW"/>
         </w:rPr>
       </w:r>
-      <w:hyperlink r:id="rId21">
-        <w:r>
-          <w:rPr>
-            <w:lang w:val="zh_TW" w:bidi="zh_TW"/>
-          </w:rPr>
-          <w:rPr>
-            <w:color w:val="0000EE"/>
-            <w:u w:val="single"/>
-          </w:rPr>
-          <w:t>使徒行傳8:38</w:t>
-        </w:r>
-      </w:hyperlink>
+      <w:r>
+        <w:rPr>
+          <w:lang w:val="zh_TW" w:bidi="zh_TW"/>
+        </w:rPr>
+        <w:t>使徒行傳8:38</w:t>
+      </w:r>
     </w:p>
     <w:p>
       <w:pPr>
@@ -812,18 +758,12 @@
           <w:lang w:val="zh_TW" w:bidi="zh_TW"/>
         </w:rPr>
       </w:r>
-      <w:hyperlink r:id="rId22">
-        <w:r>
-          <w:rPr>
-            <w:lang w:val="zh_TW" w:bidi="zh_TW"/>
-          </w:rPr>
-          <w:rPr>
-            <w:color w:val="0000EE"/>
-            <w:u w:val="single"/>
-          </w:rPr>
-          <w:t>但以理書11:40–41</w:t>
-        </w:r>
-      </w:hyperlink>
+      <w:r>
+        <w:rPr>
+          <w:lang w:val="zh_TW" w:bidi="zh_TW"/>
+        </w:rPr>
+        <w:t>但以理書11:40–41</w:t>
+      </w:r>
     </w:p>
     <w:p>
       <w:pPr>
@@ -836,18 +776,12 @@
           <w:lang w:val="zh_TW" w:bidi="zh_TW"/>
         </w:rPr>
       </w:r>
-      <w:hyperlink r:id="rId23">
-        <w:r>
-          <w:rPr>
-            <w:lang w:val="zh_TW" w:bidi="zh_TW"/>
-          </w:rPr>
-          <w:rPr>
-            <w:color w:val="0000EE"/>
-            <w:u w:val="single"/>
-          </w:rPr>
-          <w:t>出埃及記14:25</w:t>
-        </w:r>
-      </w:hyperlink>
+      <w:r>
+        <w:rPr>
+          <w:lang w:val="zh_TW" w:bidi="zh_TW"/>
+        </w:rPr>
+        <w:t>出埃及記14:25</w:t>
+      </w:r>
     </w:p>
     <w:p>
       <w:pPr>
@@ -860,18 +794,12 @@
           <w:lang w:val="zh_TW" w:bidi="zh_TW"/>
         </w:rPr>
       </w:r>
-      <w:hyperlink r:id="rId24">
-        <w:r>
-          <w:rPr>
-            <w:lang w:val="zh_TW" w:bidi="zh_TW"/>
-          </w:rPr>
-          <w:rPr>
-            <w:color w:val="0000EE"/>
-            <w:u w:val="single"/>
-          </w:rPr>
-          <w:t>創世記41:43</w:t>
-        </w:r>
-      </w:hyperlink>
+      <w:r>
+        <w:rPr>
+          <w:lang w:val="zh_TW" w:bidi="zh_TW"/>
+        </w:rPr>
+        <w:t>創世記41:43</w:t>
+      </w:r>
     </w:p>
     <w:p>
       <w:pPr>
@@ -1208,18 +1136,12 @@
           <w:lang w:val="zh_TW" w:bidi="zh_TW"/>
         </w:rPr>
       </w:r>
-      <w:hyperlink r:id="rId25">
-        <w:r>
-          <w:rPr>
-            <w:lang w:val="zh_TW" w:bidi="zh_TW"/>
-          </w:rPr>
-          <w:rPr>
-            <w:color w:val="0000EE"/>
-            <w:u w:val="single"/>
-          </w:rPr>
-          <w:t>歷代志上21:5</w:t>
-        </w:r>
-      </w:hyperlink>
+      <w:r>
+        <w:rPr>
+          <w:lang w:val="zh_TW" w:bidi="zh_TW"/>
+        </w:rPr>
+        <w:t>歷代志上21:5</w:t>
+      </w:r>
     </w:p>
     <w:p>
       <w:pPr>
@@ -1232,18 +1154,12 @@
           <w:lang w:val="zh_TW" w:bidi="zh_TW"/>
         </w:rPr>
       </w:r>
-      <w:hyperlink r:id="rId26">
-        <w:r>
-          <w:rPr>
-            <w:lang w:val="zh_TW" w:bidi="zh_TW"/>
-          </w:rPr>
-          <w:rPr>
-            <w:color w:val="0000EE"/>
-            <w:u w:val="single"/>
-          </w:rPr>
-          <w:t>使徒行傳21:33</w:t>
-        </w:r>
-      </w:hyperlink>
+      <w:r>
+        <w:rPr>
+          <w:lang w:val="zh_TW" w:bidi="zh_TW"/>
+        </w:rPr>
+        <w:t>使徒行傳21:33</w:t>
+      </w:r>
     </w:p>
     <w:p>
       <w:pPr>
@@ -1256,18 +1172,12 @@
           <w:lang w:val="zh_TW" w:bidi="zh_TW"/>
         </w:rPr>
       </w:r>
-      <w:hyperlink r:id="rId27">
-        <w:r>
-          <w:rPr>
-            <w:lang w:val="zh_TW" w:bidi="zh_TW"/>
-          </w:rPr>
-          <w:rPr>
-            <w:color w:val="0000EE"/>
-            <w:u w:val="single"/>
-          </w:rPr>
-          <w:t>路加福音3:14</w:t>
-        </w:r>
-      </w:hyperlink>
+      <w:r>
+        <w:rPr>
+          <w:lang w:val="zh_TW" w:bidi="zh_TW"/>
+        </w:rPr>
+        <w:t>路加福音3:14</w:t>
+      </w:r>
     </w:p>
     <w:p>
       <w:pPr>
@@ -1280,30 +1190,18 @@
           <w:lang w:val="zh_TW" w:bidi="zh_TW"/>
         </w:rPr>
       </w:r>
-      <w:hyperlink r:id="rId27">
-        <w:r>
-          <w:rPr>
-            <w:lang w:val="zh_TW" w:bidi="zh_TW"/>
-          </w:rPr>
-          <w:rPr>
-            <w:color w:val="0000EE"/>
-            <w:u w:val="single"/>
-          </w:rPr>
-          <w:t>路加福音</w:t>
-        </w:r>
-      </w:hyperlink>
-      <w:hyperlink r:id="rId28">
-        <w:r>
-          <w:rPr>
-            <w:lang w:val="zh_TW" w:bidi="zh_TW"/>
-          </w:rPr>
-          <w:rPr>
-            <w:color w:val="0000EE"/>
-            <w:u w:val="single"/>
-          </w:rPr>
-          <w:t>23:11</w:t>
-        </w:r>
-      </w:hyperlink>
+      <w:r>
+        <w:rPr>
+          <w:lang w:val="zh_TW" w:bidi="zh_TW"/>
+        </w:rPr>
+        <w:t>路加福音</w:t>
+      </w:r>
+      <w:r>
+        <w:rPr>
+          <w:lang w:val="zh_TW" w:bidi="zh_TW"/>
+        </w:rPr>
+        <w:t>23:11</w:t>
+      </w:r>
     </w:p>
     <w:p>
       <w:pPr>
@@ -1316,18 +1214,12 @@
           <w:lang w:val="zh_TW" w:bidi="zh_TW"/>
         </w:rPr>
       </w:r>
-      <w:hyperlink r:id="rId29">
-        <w:r>
-          <w:rPr>
-            <w:lang w:val="zh_TW" w:bidi="zh_TW"/>
-          </w:rPr>
-          <w:rPr>
-            <w:color w:val="0000EE"/>
-            <w:u w:val="single"/>
-          </w:rPr>
-          <w:t>馬太福音8:8–10</w:t>
-        </w:r>
-      </w:hyperlink>
+      <w:r>
+        <w:rPr>
+          <w:lang w:val="zh_TW" w:bidi="zh_TW"/>
+        </w:rPr>
+        <w:t>馬太福音8:8–10</w:t>
+      </w:r>
     </w:p>
     <w:p>
       <w:pPr>
